--- a/90_通用工具_全学期复用/90-C10_岗位桌签_可打印_v1.0_20260820.docx
+++ b/90_通用工具_全学期复用/90-C10_岗位桌签_可打印_v1.0_20260820.docx
@@ -26,7 +26,7 @@
           <w:b w:val="0"/>
           <w:sz w:val="22"/>
         </w:rPr>
-        <w:t>打印、裁开、塑封。每节课放在对应小组桌上。组名是会计岗位，不是「第一组」。人怎么分见 90-C4「分组怎么做」。</w:t>
+        <w:t>打印、裁开、塑封，平时放抽屉。只在这三种课拿到教室摆桌上：打地鼠按组上台；填凭证互审；静默十五分讨论。其余课不摆。组名是会计岗位，不是「第一组」，也不要改成资产组、同增组。人怎么分见 90-C4「分组怎么做」。</w:t>
       </w:r>
     </w:p>
     <w:p>
@@ -52,7 +52,7 @@
           <w:b/>
           <w:sz w:val="22"/>
         </w:rPr>
-        <w:t>每个项目结束可以轮换桌签，别让人整个学期都是仓管。</w:t>
+        <w:t>每个项目结束轮换一次桌签（出纳改当审核），不是每节课换。别让人整个学期都是仓管。</w:t>
       </w:r>
     </w:p>
     <w:p>

--- a/90_通用工具_全学期复用/90-C10_岗位桌签_可打印_v1.0_20260820.docx
+++ b/90_通用工具_全学期复用/90-C10_岗位桌签_可打印_v1.0_20260820.docx
@@ -26,7 +26,7 @@
           <w:b w:val="0"/>
           <w:sz w:val="22"/>
         </w:rPr>
-        <w:t>打印、裁开、塑封，平时放抽屉。只在这三种课拿到教室摆桌上：打地鼠按组上台；填凭证互审；静默十五分讨论。其余课不摆。组名是会计岗位，不是「第一组」，也不要改成资产组、同增组。人怎么分见 90-C4「分组怎么做」。</w:t>
+        <w:t>打印、裁开、塑封，平时放抽屉。默认上课不摆。只在你决定做「项目四岗位走一圈」那一节拿出来。平时填凭证用同桌互审，不用桌签。组名是岗位，不是第一组。默认不分组，见 90-C12。</w:t>
       </w:r>
     </w:p>
     <w:p>
@@ -39,7 +39,7 @@
           <w:b w:val="0"/>
           <w:sz w:val="22"/>
         </w:rPr>
-        <w:t>不是每项活动都分组。举册子、点名加分是个人的。桌签真正用上的时候：打地鼠按组上台；填凭证时出纳组先做收付款、审核组审别人的、仓管组登数量金额式；静默十五分按组讨论。</w:t>
+        <w:t>这六张不是让你每节课给六个组派活。项目四里若不出「岗位走一圈」，整学期可以不摆。成本、仓管、报表在普通填凭证课上没有单独的活，不要硬编。</w:t>
       </w:r>
     </w:p>
     <w:p>
@@ -52,7 +52,7 @@
           <w:b/>
           <w:sz w:val="22"/>
         </w:rPr>
-        <w:t>每个项目结束轮换一次桌签（出纳改当审核），不是每节课换。别让人整个学期都是仓管。</w:t>
+        <w:t>默认不轮换——因为默认不设常设组。若你做了岗位走一圈，那一节结束桌签收回抽屉即可。</w:t>
       </w:r>
     </w:p>
     <w:p>

--- a/90_通用工具_全学期复用/90-C10_岗位桌签_可打印_v1.0_20260820.docx
+++ b/90_通用工具_全学期复用/90-C10_岗位桌签_可打印_v1.0_20260820.docx
@@ -96,7 +96,7 @@
           <w:color w:val="616161"/>
           <w:sz w:val="24"/>
         </w:rPr>
-        <w:t>项目四涉及收付款凭证时，这组先填。</w:t>
+        <w:t>若做岗位走一圈：这一角只处理「用银行存款收或付」的通用记账凭证。平时不用这张牌。</w:t>
       </w:r>
     </w:p>
     <w:p>
